--- a/Интеллектуальный анализ данных (очная)/Поиск ассоциативных правил/2.docx
+++ b/Интеллектуальный анализ данных (очная)/Поиск ассоциативных правил/2.docx
@@ -494,31 +494,54 @@
         <w:t>Гиперссылка на репозиторий с исходным кодом и набором данных:</w:t>
       </w:r>
     </w:p>
-    <w:p/>
-    <w:p>
-      <w:pPr>
-        <w:spacing w:after="160" w:line="259" w:lineRule="auto"/>
-      </w:pPr>
-      <w:r>
-        <w:br w:type="page"/>
-      </w:r>
-    </w:p>
-    <w:p>
-      <w:pPr>
+    <w:p>
+      <w:pPr>
+        <w:tabs>
+          <w:tab w:val="left" w:pos="1701"/>
+        </w:tabs>
         <w:ind w:firstLine="709"/>
         <w:jc w:val="both"/>
         <w:rPr>
           <w:b/>
-          <w:bCs/>
-          <w:szCs w:val="28"/>
-        </w:rPr>
-      </w:pPr>
-      <w:r>
+          <w:szCs w:val="28"/>
+        </w:rPr>
+      </w:pPr>
+      <w:r>
+        <w:rPr>
+          <w:b/>
+          <w:szCs w:val="28"/>
+        </w:rPr>
+        <w:t>https://github.com/vsssjke77/susu/tree/main</w:t>
+      </w:r>
+    </w:p>
+    <w:p>
+      <w:bookmarkStart w:id="0" w:name="_GoBack"/>
+      <w:bookmarkEnd w:id="0"/>
+    </w:p>
+    <w:p>
+      <w:pPr>
+        <w:spacing w:after="160" w:line="259" w:lineRule="auto"/>
+      </w:pPr>
+      <w:r>
+        <w:br w:type="page"/>
+      </w:r>
+    </w:p>
+    <w:p>
+      <w:pPr>
+        <w:ind w:firstLine="709"/>
+        <w:jc w:val="both"/>
         <w:rPr>
           <w:b/>
           <w:bCs/>
           <w:szCs w:val="28"/>
         </w:rPr>
+      </w:pPr>
+      <w:r>
+        <w:rPr>
+          <w:b/>
+          <w:bCs/>
+          <w:szCs w:val="28"/>
+        </w:rPr>
         <w:lastRenderedPageBreak/>
         <w:t>Рисунки с результатами визуализации:</w:t>
       </w:r>
@@ -538,25 +561,7 @@
         <w:rPr>
           <w:szCs w:val="28"/>
         </w:rPr>
-        <w:t>сравнени</w:t>
-      </w:r>
-      <w:r>
-        <w:rPr>
-          <w:szCs w:val="28"/>
-        </w:rPr>
-        <w:t>я</w:t>
-      </w:r>
-      <w:r>
-        <w:rPr>
-          <w:szCs w:val="28"/>
-        </w:rPr>
-        <w:t xml:space="preserve"> быстродействия поиска правил на фиксированном наборе данных при изменяемом пороге достоверности</w:t>
-      </w:r>
-      <w:r>
-        <w:rPr>
-          <w:szCs w:val="28"/>
-        </w:rPr>
-        <w:t xml:space="preserve"> представлен на рисунке 1.</w:t>
+        <w:t>сравнения быстродействия поиска правил на фиксированном наборе данных при изменяемом пороге достоверности представлен на рисунке 1.</w:t>
       </w:r>
     </w:p>
     <w:p>
@@ -627,24 +632,14 @@
       <w:r>
         <w:t xml:space="preserve">Рисунок </w:t>
       </w:r>
-      <w:r>
-        <w:fldChar w:fldCharType="begin"/>
-      </w:r>
-      <w:r>
-        <w:instrText xml:space="preserve"> SEQ Рисунок \* ARABIC </w:instrText>
-      </w:r>
-      <w:r>
-        <w:fldChar w:fldCharType="separate"/>
-      </w:r>
-      <w:r>
-        <w:rPr>
-          <w:noProof/>
-        </w:rPr>
-        <w:t>1</w:t>
-      </w:r>
-      <w:r>
-        <w:fldChar w:fldCharType="end"/>
-      </w:r>
+      <w:fldSimple w:instr=" SEQ Рисунок \* ARABIC ">
+        <w:r>
+          <w:rPr>
+            <w:noProof/>
+          </w:rPr>
+          <w:t>1</w:t>
+        </w:r>
+      </w:fldSimple>
       <w:r>
         <w:t xml:space="preserve"> – Быстродействие поиска правил</w:t>
       </w:r>
@@ -686,55 +681,7 @@
         <w:rPr>
           <w:szCs w:val="28"/>
         </w:rPr>
-        <w:t>обще</w:t>
-      </w:r>
-      <w:r>
-        <w:rPr>
-          <w:szCs w:val="28"/>
-        </w:rPr>
-        <w:t>го</w:t>
-      </w:r>
-      <w:r>
-        <w:rPr>
-          <w:szCs w:val="28"/>
-        </w:rPr>
-        <w:t xml:space="preserve"> количеств</w:t>
-      </w:r>
-      <w:r>
-        <w:rPr>
-          <w:szCs w:val="28"/>
-        </w:rPr>
-        <w:t>а</w:t>
-      </w:r>
-      <w:r>
-        <w:rPr>
-          <w:szCs w:val="28"/>
-        </w:rPr>
-        <w:t xml:space="preserve"> найденных правил на фиксированном наборе данных </w:t>
-      </w:r>
-      <w:r>
-        <w:rPr>
-          <w:szCs w:val="28"/>
-        </w:rPr>
-        <w:t>от</w:t>
-      </w:r>
-      <w:r>
-        <w:rPr>
-          <w:szCs w:val="28"/>
-        </w:rPr>
-        <w:t xml:space="preserve"> порог</w:t>
-      </w:r>
-      <w:r>
-        <w:rPr>
-          <w:szCs w:val="28"/>
-        </w:rPr>
-        <w:t>а</w:t>
-      </w:r>
-      <w:r>
-        <w:rPr>
-          <w:szCs w:val="28"/>
-        </w:rPr>
-        <w:t xml:space="preserve"> достоверности</w:t>
+        <w:t>общего количества найденных правил на фиксированном наборе данных от порога достоверности</w:t>
       </w:r>
     </w:p>
     <w:p>
@@ -805,24 +752,14 @@
       <w:r>
         <w:t xml:space="preserve">Рисунок </w:t>
       </w:r>
-      <w:r>
-        <w:fldChar w:fldCharType="begin"/>
-      </w:r>
-      <w:r>
-        <w:instrText xml:space="preserve"> SEQ Рисунок \* ARABIC </w:instrText>
-      </w:r>
-      <w:r>
-        <w:fldChar w:fldCharType="separate"/>
-      </w:r>
-      <w:r>
-        <w:rPr>
-          <w:noProof/>
-        </w:rPr>
-        <w:t>2</w:t>
-      </w:r>
-      <w:r>
-        <w:fldChar w:fldCharType="end"/>
-      </w:r>
+      <w:fldSimple w:instr=" SEQ Рисунок \* ARABIC ">
+        <w:r>
+          <w:rPr>
+            <w:noProof/>
+          </w:rPr>
+          <w:t>2</w:t>
+        </w:r>
+      </w:fldSimple>
       <w:r>
         <w:t xml:space="preserve"> – Общее количество правил</w:t>
       </w:r>
@@ -870,49 +807,7 @@
         <w:rPr>
           <w:szCs w:val="28"/>
         </w:rPr>
-        <w:t>максимально</w:t>
-      </w:r>
-      <w:r>
-        <w:rPr>
-          <w:szCs w:val="28"/>
-        </w:rPr>
-        <w:t>го</w:t>
-      </w:r>
-      <w:r>
-        <w:rPr>
-          <w:szCs w:val="28"/>
-        </w:rPr>
-        <w:t xml:space="preserve"> количество объектов в правиле на фиксированном наборе данных </w:t>
-      </w:r>
-      <w:r>
-        <w:rPr>
-          <w:szCs w:val="28"/>
-        </w:rPr>
-        <w:t>от</w:t>
-      </w:r>
-      <w:r>
-        <w:rPr>
-          <w:szCs w:val="28"/>
-        </w:rPr>
-        <w:t xml:space="preserve"> порог</w:t>
-      </w:r>
-      <w:r>
-        <w:rPr>
-          <w:szCs w:val="28"/>
-        </w:rPr>
-        <w:t>а</w:t>
-      </w:r>
-      <w:r>
-        <w:rPr>
-          <w:szCs w:val="28"/>
-        </w:rPr>
-        <w:t xml:space="preserve"> достоверности</w:t>
-      </w:r>
-      <w:r>
-        <w:rPr>
-          <w:szCs w:val="28"/>
-        </w:rPr>
-        <w:t>.</w:t>
+        <w:t>максимального количество объектов в правиле на фиксированном наборе данных от порога достоверности.</w:t>
       </w:r>
     </w:p>
     <w:p>
@@ -1027,15 +922,7 @@
         <w:rPr>
           <w:szCs w:val="28"/>
         </w:rPr>
-        <w:t xml:space="preserve"> суммарно включают в себя не более семи объек</w:t>
-      </w:r>
-      <w:bookmarkStart w:id="0" w:name="_GoBack"/>
-      <w:bookmarkEnd w:id="0"/>
-      <w:r>
-        <w:rPr>
-          <w:szCs w:val="28"/>
-        </w:rPr>
-        <w:t>тов, на фиксированном наборе данных при изменяемом пороге достоверности</w:t>
+        <w:t xml:space="preserve"> суммарно включают в себя не более семи объектов, на фиксированном наборе данных при изменяемом пороге достоверности</w:t>
       </w:r>
       <w:r>
         <w:rPr>
@@ -1530,39 +1417,12 @@
   </w:num>
   <w:num w:numId="2">
     <w:abstractNumId w:val="0"/>
-    <w:lvlOverride w:ilvl="0"/>
-    <w:lvlOverride w:ilvl="1"/>
-    <w:lvlOverride w:ilvl="2"/>
-    <w:lvlOverride w:ilvl="3"/>
-    <w:lvlOverride w:ilvl="4"/>
-    <w:lvlOverride w:ilvl="5"/>
-    <w:lvlOverride w:ilvl="6"/>
-    <w:lvlOverride w:ilvl="7"/>
-    <w:lvlOverride w:ilvl="8"/>
   </w:num>
   <w:num w:numId="3">
     <w:abstractNumId w:val="1"/>
-    <w:lvlOverride w:ilvl="0"/>
-    <w:lvlOverride w:ilvl="1"/>
-    <w:lvlOverride w:ilvl="2"/>
-    <w:lvlOverride w:ilvl="3"/>
-    <w:lvlOverride w:ilvl="4"/>
-    <w:lvlOverride w:ilvl="5"/>
-    <w:lvlOverride w:ilvl="6"/>
-    <w:lvlOverride w:ilvl="7"/>
-    <w:lvlOverride w:ilvl="8"/>
   </w:num>
   <w:num w:numId="4">
     <w:abstractNumId w:val="2"/>
-    <w:lvlOverride w:ilvl="0"/>
-    <w:lvlOverride w:ilvl="1"/>
-    <w:lvlOverride w:ilvl="2"/>
-    <w:lvlOverride w:ilvl="3"/>
-    <w:lvlOverride w:ilvl="4"/>
-    <w:lvlOverride w:ilvl="5"/>
-    <w:lvlOverride w:ilvl="6"/>
-    <w:lvlOverride w:ilvl="7"/>
-    <w:lvlOverride w:ilvl="8"/>
   </w:num>
 </w:numbering>
 </file>
